--- a/tests/org.obeonetwork.m2doc.tests/resources/booleanServices/yesNoNull/yesNoNull-expected-generation.docx
+++ b/tests/org.obeonetwork.m2doc.tests/resources/booleanServices/yesNoNull/yesNoNull-expected-generation.docx
@@ -63,28 +63,28 @@
 	at org.eclipse.emf.ecore.util.Switch.doSwitch(Switch.java:69)
 	at org.eclipse.acceleo.query.parser.AstEvaluator.eval(AstEvaluator.java:109)
 	at org.eclipse.acceleo.query.runtime.impl.QueryEvaluationEngine.eval(QueryEvaluationEngine.java:52)
-	at org.obeonetwork.m2doc.generator.M2DocEvaluator.caseQuery(M2DocEvaluator.java:659)
+	at org.obeonetwork.m2doc.generator.M2DocEvaluator.caseQuery(M2DocEvaluator.java:707)
 	at org.obeonetwork.m2doc.generator.M2DocEvaluator.caseQuery(M2DocEvaluator.java:1)
 	at org.obeonetwork.m2doc.template.util.TemplateSwitch.doSwitch(TemplateSwitch.java:186)
 	at org.eclipse.emf.ecore.util.Switch.doSwitch(Switch.java:53)
 	at org.eclipse.emf.ecore.util.Switch.doSwitch(Switch.java:69)
-	at org.obeonetwork.m2doc.generator.M2DocEvaluator.doSwitch(M2DocEvaluator.java:2022)
-	at org.obeonetwork.m2doc.generator.M2DocEvaluator.caseBlock(M2DocEvaluator.java:2247)
+	at org.obeonetwork.m2doc.generator.M2DocEvaluator.doSwitch(M2DocEvaluator.java:2173)
+	at org.obeonetwork.m2doc.generator.M2DocEvaluator.caseBlock(M2DocEvaluator.java:2398)
 	at org.obeonetwork.m2doc.generator.M2DocEvaluator.caseBlock(M2DocEvaluator.java:1)
 	at org.obeonetwork.m2doc.template.util.TemplateSwitch.doSwitch(TemplateSwitch.java:199)
 	at org.eclipse.emf.ecore.util.Switch.doSwitch(Switch.java:53)
 	at org.eclipse.emf.ecore.util.Switch.doSwitch(Switch.java:69)
-	at org.obeonetwork.m2doc.generator.M2DocEvaluator.doSwitch(M2DocEvaluator.java:2022)
-	at org.obeonetwork.m2doc.generator.M2DocEvaluator.caseDocumentTemplate(M2DocEvaluator.java:340)
+	at org.obeonetwork.m2doc.generator.M2DocEvaluator.doSwitch(M2DocEvaluator.java:2173)
+	at org.obeonetwork.m2doc.generator.M2DocEvaluator.caseDocumentTemplate(M2DocEvaluator.java:353)
 	at org.obeonetwork.m2doc.generator.M2DocEvaluator.caseDocumentTemplate(M2DocEvaluator.java:1)
 	at org.obeonetwork.m2doc.template.util.TemplateSwitch.doSwitch(TemplateSwitch.java:279)
 	at org.eclipse.emf.ecore.util.Switch.doSwitch(Switch.java:53)
 	at org.eclipse.emf.ecore.util.Switch.doSwitch(Switch.java:69)
-	at org.obeonetwork.m2doc.generator.M2DocEvaluator.doSwitch(M2DocEvaluator.java:2022)
-	at org.obeonetwork.m2doc.generator.M2DocEvaluator.generate(M2DocEvaluator.java:324)
+	at org.obeonetwork.m2doc.generator.M2DocEvaluator.doSwitch(M2DocEvaluator.java:2173)
+	at org.obeonetwork.m2doc.generator.M2DocEvaluator.generate(M2DocEvaluator.java:337)
 	at org.obeonetwork.m2doc.util.M2DocUtils.generate(M2DocUtils.java:912)
-	at org.obeonetwork.m2doc.tests.AbstractTemplatesTestSuite.prepareoutputAndGenerate(AbstractTemplatesTestSuite.java:497)
-	at org.obeonetwork.m2doc.tests.AbstractTemplatesTestSuite.generation(AbstractTemplatesTestSuite.java:391)
+	at org.obeonetwork.m2doc.tests.AbstractTemplatesTestSuite.prepareoutputAndGenerate(AbstractTemplatesTestSuite.java:500)
+	at org.obeonetwork.m2doc.tests.AbstractTemplatesTestSuite.generation(AbstractTemplatesTestSuite.java:395)
 	at java.base/jdk.internal.reflect.NativeMethodAccessorImpl.invoke0(Native Method)
 	at java.base/jdk.internal.reflect.NativeMethodAccessorImpl.invoke(NativeMethodAccessorImpl.java:77)
 	at java.base/jdk.internal.reflect.DelegatingMethodAccessorImpl.invoke(DelegatingMethodAccessorImpl.java:43)
@@ -114,6 +114,24 @@
 	at org.junit.runners.ParentRunner$2.evaluate(ParentRunner.java:293)
 	at org.junit.internal.runners.statements.RunBefores.evaluate(RunBefores.java:26)
 	at org.junit.internal.runners.statements.RunAfters.evaluate(RunAfters.java:27)
+	at org.junit.runners.ParentRunner$3.evaluate(ParentRunner.java:306)
+	at org.junit.runners.ParentRunner.run(ParentRunner.java:413)
+	at org.junit.runners.Suite.runChild(Suite.java:128)
+	at org.junit.runners.Suite.runChild(Suite.java:27)
+	at org.junit.runners.ParentRunner$4.run(ParentRunner.java:331)
+	at org.junit.runners.ParentRunner$1.schedule(ParentRunner.java:79)
+	at org.junit.runners.ParentRunner.runChildren(ParentRunner.java:329)
+	at org.junit.runners.ParentRunner.access$100(ParentRunner.java:66)
+	at org.junit.runners.ParentRunner$2.evaluate(ParentRunner.java:293)
+	at org.junit.runners.ParentRunner$3.evaluate(ParentRunner.java:306)
+	at org.junit.runners.ParentRunner.run(ParentRunner.java:413)
+	at org.junit.runners.Suite.runChild(Suite.java:128)
+	at org.junit.runners.Suite.runChild(Suite.java:27)
+	at org.junit.runners.ParentRunner$4.run(ParentRunner.java:331)
+	at org.junit.runners.ParentRunner$1.schedule(ParentRunner.java:79)
+	at org.junit.runners.ParentRunner.runChildren(ParentRunner.java:329)
+	at org.junit.runners.ParentRunner.access$100(ParentRunner.java:66)
+	at org.junit.runners.ParentRunner$2.evaluate(ParentRunner.java:293)
 	at org.junit.runners.ParentRunner$3.evaluate(ParentRunner.java:306)
 	at org.junit.runners.ParentRunner.run(ParentRunner.java:413)
 	at org.eclipse.jdt.internal.junit4.runner.JUnit4TestReference.run(JUnit4TestReference.java:93)
